--- a/Science_Teesside/Teaching_Packs/BUILD/lessons/W6A/BUILD_Science_Autumn1_W6A_Balanced_Plate_Pupil.docx
+++ b/Science_Teesside/Teaching_Packs/BUILD/lessons/W6A/BUILD_Science_Autumn1_W6A_Balanced_Plate_Pupil.docx
@@ -5,8 +5,15 @@
     <w:p>
       <w:pPr>
         <w:pStyle w:val="Kicker"/>
+        <w:pBdr>
+          <w:left w:val="single" w:sz="20" w:color="28685E" w:space="7"/>
+        </w:pBdr>
+        <w:ind w:left="140"/>
       </w:pPr>
       <w:r>
+        <w:rPr>
+          <w:rFonts w:ascii="Arial" w:hAnsi="Arial"/>
+        </w:rPr>
         <w:t>PUPIL WORKSHEET</w:t>
       </w:r>
     </w:p>
@@ -15,6 +22,12 @@
         <w:pStyle w:val="Title"/>
       </w:pPr>
       <w:r>
+        <w:rPr>
+          <w:rFonts w:ascii="Arial" w:hAnsi="Arial"/>
+          <w:b/>
+          <w:color w:val="152B3A"/>
+          <w:sz w:val="48"/>
+        </w:rPr>
         <w:t>Building a balanced plate</w:t>
       </w:r>
     </w:p>
@@ -23,41 +36,65 @@
         <w:pStyle w:val="Subtitle"/>
       </w:pPr>
       <w:r>
+        <w:rPr>
+          <w:rFonts w:ascii="Arial" w:hAnsi="Arial"/>
+          <w:i w:val="0"/>
+          <w:sz w:val="22"/>
+        </w:rPr>
         <w:t>Autumn 1 · Week 6 · Lesson A</w:t>
       </w:r>
     </w:p>
     <w:p>
       <w:r>
+        <w:rPr>
+          <w:rFonts w:ascii="Arial" w:hAnsi="Arial"/>
+        </w:rPr>
         <w:t>Name: ____________________________    Date: __________________</w:t>
       </w:r>
     </w:p>
     <w:p>
       <w:pPr>
         <w:pStyle w:val="Callout"/>
-        <w:shd w:fill="F7F4EC"/>
+        <w:shd w:fill="F1F5F0" w:val="clear"/>
         <w:pBdr>
-          <w:left w:val="single" w:sz="18" w:space="8" w:color="28675C"/>
+          <w:left w:val="single" w:sz="20" w:space="8" w:color="28685E"/>
         </w:pBdr>
+        <w:ind w:left="140" w:right="60"/>
       </w:pPr>
       <w:r>
+        <w:rPr>
+          <w:rFonts w:ascii="Arial" w:hAnsi="Arial"/>
+        </w:rPr>
         <w:t>Classify example foods into broad Eatwell groups and explain that balance concerns a range of foods over a day or week, not exact personal portions.</w:t>
       </w:r>
     </w:p>
     <w:p>
       <w:r>
+        <w:rPr>
+          <w:rFonts w:ascii="Arial" w:hAnsi="Arial"/>
+        </w:rPr>
         <w:t>Use this sheet with the lesson. You may point, sign, speak, draw, write, dictate or direct an adult. Keep your first idea so you can show what changed.</w:t>
       </w:r>
     </w:p>
     <w:p>
       <w:pPr>
         <w:pStyle w:val="Heading1"/>
+        <w:pBdr>
+          <w:bottom w:val="single" w:sz="6" w:color="DCE7DD" w:space="4"/>
+        </w:pBdr>
       </w:pPr>
       <w:r>
+        <w:rPr>
+          <w:rFonts w:ascii="Arial" w:hAnsi="Arial"/>
+        </w:rPr>
         <w:t>1. The five-group reference</w:t>
       </w:r>
     </w:p>
     <w:p>
       <w:r>
+        <w:rPr>
+          <w:rFonts w:ascii="Arial" w:hAnsi="Arial"/>
+        </w:rPr>
         <w:t>Use the group names. The examples are teaching prompts, not a menu or portion guide.</w:t>
       </w:r>
     </w:p>
@@ -69,18 +106,18 @@
         <w:tblW w:w="9866" w:type="dxa"/>
         <w:tblInd w:w="120" w:type="dxa"/>
         <w:tblCellMar>
-          <w:top w:w="100" w:type="dxa"/>
-          <w:left w:w="100" w:type="dxa"/>
-          <w:bottom w:w="100" w:type="dxa"/>
-          <w:right w:w="100" w:type="dxa"/>
+          <w:top w:w="95" w:type="dxa"/>
+          <w:left w:w="120" w:type="dxa"/>
+          <w:bottom w:w="95" w:type="dxa"/>
+          <w:right w:w="120" w:type="dxa"/>
         </w:tblCellMar>
         <w:tblBorders>
-          <w:top w:val="single" w:sz="4" w:color="ACBBB7"/>
-          <w:left w:val="single" w:sz="4" w:color="ACBBB7"/>
-          <w:bottom w:val="single" w:sz="4" w:color="ACBBB7"/>
-          <w:right w:val="single" w:sz="4" w:color="ACBBB7"/>
-          <w:insideH w:val="single" w:sz="4" w:color="ACBBB7"/>
-          <w:insideV w:val="single" w:sz="4" w:color="ACBBB7"/>
+          <w:top w:val="single" w:sz="4" w:color="9DB9AC"/>
+          <w:left w:val="single" w:sz="4" w:color="9DB9AC"/>
+          <w:bottom w:val="single" w:sz="4" w:color="9DB9AC"/>
+          <w:right w:val="single" w:sz="4" w:color="9DB9AC"/>
+          <w:insideH w:val="single" w:sz="4" w:color="9DB9AC"/>
+          <w:insideV w:val="single" w:sz="4" w:color="9DB9AC"/>
         </w:tblBorders>
       </w:tblPr>
       <w:tblGrid>
@@ -96,16 +133,17 @@
           <w:tcPr>
             <w:vAlign w:val="center"/>
             <w:tcW w:w="5115" w:type="dxa"/>
-            <w:shd w:fill="F7F4EC"/>
+            <w:shd w:fill="28685E" w:val="clear"/>
           </w:tcPr>
           <w:p>
             <w:pPr>
-              <w:spacing w:after="20" w:before="20"/>
+              <w:spacing w:after="20" w:before="20" w:line="250" w:lineRule="auto"/>
             </w:pPr>
             <w:r>
               <w:rPr>
+                <w:rFonts w:ascii="Arial" w:hAnsi="Arial"/>
                 <w:b/>
-                <w:color w:val="173348"/>
+                <w:color w:val="FFFFFF"/>
                 <w:sz w:val="22"/>
               </w:rPr>
               <w:t>Broad group</w:t>
@@ -116,16 +154,17 @@
           <w:tcPr>
             <w:vAlign w:val="center"/>
             <w:tcW w:w="4751" w:type="dxa"/>
-            <w:shd w:fill="F7F4EC"/>
+            <w:shd w:fill="28685E" w:val="clear"/>
           </w:tcPr>
           <w:p>
             <w:pPr>
-              <w:spacing w:after="20" w:before="20"/>
+              <w:spacing w:after="20" w:before="20" w:line="250" w:lineRule="auto"/>
             </w:pPr>
             <w:r>
               <w:rPr>
+                <w:rFonts w:ascii="Arial" w:hAnsi="Arial"/>
                 <w:b/>
-                <w:color w:val="173348"/>
+                <w:color w:val="FFFFFF"/>
                 <w:sz w:val="22"/>
               </w:rPr>
               <w:t>Examples</w:t>
@@ -142,13 +181,16 @@
           <w:tcPr>
             <w:vAlign w:val="center"/>
             <w:tcW w:w="5115" w:type="dxa"/>
+            <w:shd w:fill="F1F5F0" w:val="clear"/>
           </w:tcPr>
           <w:p>
             <w:pPr>
-              <w:spacing w:after="20" w:before="20"/>
+              <w:spacing w:after="20" w:before="20" w:line="250" w:lineRule="auto"/>
             </w:pPr>
             <w:r>
               <w:rPr>
+                <w:rFonts w:ascii="Arial" w:hAnsi="Arial"/>
+                <w:color w:val="152B3A"/>
                 <w:sz w:val="22"/>
               </w:rPr>
               <w:t>Fruit and vegetables</w:t>
@@ -159,13 +201,16 @@
           <w:tcPr>
             <w:vAlign w:val="center"/>
             <w:tcW w:w="4751" w:type="dxa"/>
+            <w:shd w:fill="F1F5F0" w:val="clear"/>
           </w:tcPr>
           <w:p>
             <w:pPr>
-              <w:spacing w:after="20" w:before="20"/>
+              <w:spacing w:after="20" w:before="20" w:line="250" w:lineRule="auto"/>
             </w:pPr>
             <w:r>
               <w:rPr>
+                <w:rFonts w:ascii="Arial" w:hAnsi="Arial"/>
+                <w:color w:val="152B3A"/>
                 <w:sz w:val="22"/>
               </w:rPr>
               <w:t>Carrot; apple</w:t>
@@ -182,13 +227,16 @@
           <w:tcPr>
             <w:vAlign w:val="center"/>
             <w:tcW w:w="5115" w:type="dxa"/>
+            <w:shd w:fill="FFFFFF" w:val="clear"/>
           </w:tcPr>
           <w:p>
             <w:pPr>
-              <w:spacing w:after="20" w:before="20"/>
+              <w:spacing w:after="20" w:before="20" w:line="250" w:lineRule="auto"/>
             </w:pPr>
             <w:r>
               <w:rPr>
+                <w:rFonts w:ascii="Arial" w:hAnsi="Arial"/>
+                <w:color w:val="152B3A"/>
                 <w:sz w:val="22"/>
               </w:rPr>
               <w:t>Starchy carbohydrate foods</w:t>
@@ -199,13 +247,16 @@
           <w:tcPr>
             <w:vAlign w:val="center"/>
             <w:tcW w:w="4751" w:type="dxa"/>
+            <w:shd w:fill="FFFFFF" w:val="clear"/>
           </w:tcPr>
           <w:p>
             <w:pPr>
-              <w:spacing w:after="20" w:before="20"/>
+              <w:spacing w:after="20" w:before="20" w:line="250" w:lineRule="auto"/>
             </w:pPr>
             <w:r>
               <w:rPr>
+                <w:rFonts w:ascii="Arial" w:hAnsi="Arial"/>
+                <w:color w:val="152B3A"/>
                 <w:sz w:val="22"/>
               </w:rPr>
               <w:t>Rice; bread; potatoes; pasta</w:t>
@@ -222,13 +273,16 @@
           <w:tcPr>
             <w:vAlign w:val="center"/>
             <w:tcW w:w="5115" w:type="dxa"/>
+            <w:shd w:fill="F1F5F0" w:val="clear"/>
           </w:tcPr>
           <w:p>
             <w:pPr>
-              <w:spacing w:after="20" w:before="20"/>
+              <w:spacing w:after="20" w:before="20" w:line="250" w:lineRule="auto"/>
             </w:pPr>
             <w:r>
               <w:rPr>
+                <w:rFonts w:ascii="Arial" w:hAnsi="Arial"/>
+                <w:color w:val="152B3A"/>
                 <w:sz w:val="22"/>
               </w:rPr>
               <w:t>Beans, pulses, fish, eggs, meat and other protein</w:t>
@@ -239,13 +293,16 @@
           <w:tcPr>
             <w:vAlign w:val="center"/>
             <w:tcW w:w="4751" w:type="dxa"/>
+            <w:shd w:fill="F1F5F0" w:val="clear"/>
           </w:tcPr>
           <w:p>
             <w:pPr>
-              <w:spacing w:after="20" w:before="20"/>
+              <w:spacing w:after="20" w:before="20" w:line="250" w:lineRule="auto"/>
             </w:pPr>
             <w:r>
               <w:rPr>
+                <w:rFonts w:ascii="Arial" w:hAnsi="Arial"/>
+                <w:color w:val="152B3A"/>
                 <w:sz w:val="22"/>
               </w:rPr>
               <w:t>Chicken; beans; lentils</w:t>
@@ -262,13 +319,16 @@
           <w:tcPr>
             <w:vAlign w:val="center"/>
             <w:tcW w:w="5115" w:type="dxa"/>
+            <w:shd w:fill="FFFFFF" w:val="clear"/>
           </w:tcPr>
           <w:p>
             <w:pPr>
-              <w:spacing w:after="20" w:before="20"/>
+              <w:spacing w:after="20" w:before="20" w:line="250" w:lineRule="auto"/>
             </w:pPr>
             <w:r>
               <w:rPr>
+                <w:rFonts w:ascii="Arial" w:hAnsi="Arial"/>
+                <w:color w:val="152B3A"/>
                 <w:sz w:val="22"/>
               </w:rPr>
               <w:t>Dairy and alternatives</w:t>
@@ -279,13 +339,16 @@
           <w:tcPr>
             <w:vAlign w:val="center"/>
             <w:tcW w:w="4751" w:type="dxa"/>
+            <w:shd w:fill="FFFFFF" w:val="clear"/>
           </w:tcPr>
           <w:p>
             <w:pPr>
-              <w:spacing w:after="20" w:before="20"/>
+              <w:spacing w:after="20" w:before="20" w:line="250" w:lineRule="auto"/>
             </w:pPr>
             <w:r>
               <w:rPr>
+                <w:rFonts w:ascii="Arial" w:hAnsi="Arial"/>
+                <w:color w:val="152B3A"/>
                 <w:sz w:val="22"/>
               </w:rPr>
               <w:t>Milk; fortified soya alternative</w:t>
@@ -302,13 +365,16 @@
           <w:tcPr>
             <w:vAlign w:val="center"/>
             <w:tcW w:w="5115" w:type="dxa"/>
+            <w:shd w:fill="F1F5F0" w:val="clear"/>
           </w:tcPr>
           <w:p>
             <w:pPr>
-              <w:spacing w:after="20" w:before="20"/>
+              <w:spacing w:after="20" w:before="20" w:line="250" w:lineRule="auto"/>
             </w:pPr>
             <w:r>
               <w:rPr>
+                <w:rFonts w:ascii="Arial" w:hAnsi="Arial"/>
+                <w:color w:val="152B3A"/>
                 <w:sz w:val="22"/>
               </w:rPr>
               <w:t>Oils and spreads</w:t>
@@ -319,13 +385,16 @@
           <w:tcPr>
             <w:vAlign w:val="center"/>
             <w:tcW w:w="4751" w:type="dxa"/>
+            <w:shd w:fill="F1F5F0" w:val="clear"/>
           </w:tcPr>
           <w:p>
             <w:pPr>
-              <w:spacing w:after="20" w:before="20"/>
+              <w:spacing w:after="20" w:before="20" w:line="250" w:lineRule="auto"/>
             </w:pPr>
             <w:r>
               <w:rPr>
+                <w:rFonts w:ascii="Arial" w:hAnsi="Arial"/>
+                <w:color w:val="152B3A"/>
                 <w:sz w:val="22"/>
               </w:rPr>
               <w:t>Olive oil; an unsaturated spread</w:t>
@@ -338,11 +407,14 @@
       <w:pPr>
         <w:pStyle w:val="ResponseLine"/>
         <w:pBdr>
-          <w:bottom w:val="single" w:sz="3" w:space="1" w:color="ACBBB7"/>
+          <w:bottom w:val="single" w:sz="4" w:space="1" w:color="9DB9AC"/>
           <w:between w:val="single" w:sz="3" w:space="1" w:color="ACBBB7"/>
         </w:pBdr>
       </w:pPr>
       <w:r>
+        <w:rPr>
+          <w:rFonts w:ascii="Arial" w:hAnsi="Arial"/>
+        </w:rPr>
         <w:t xml:space="preserve"> </w:t>
       </w:r>
     </w:p>
@@ -350,11 +422,14 @@
       <w:pPr>
         <w:pStyle w:val="ResponseLine"/>
         <w:pBdr>
-          <w:bottom w:val="single" w:sz="3" w:space="1" w:color="ACBBB7"/>
+          <w:bottom w:val="single" w:sz="4" w:space="1" w:color="9DB9AC"/>
           <w:between w:val="single" w:sz="3" w:space="1" w:color="ACBBB7"/>
         </w:pBdr>
       </w:pPr>
       <w:r>
+        <w:rPr>
+          <w:rFonts w:ascii="Arial" w:hAnsi="Arial"/>
+        </w:rPr>
         <w:t xml:space="preserve"> </w:t>
       </w:r>
     </w:p>
@@ -362,8 +437,15 @@
       <w:pPr>
         <w:pStyle w:val="Kicker"/>
         <w:pageBreakBefore/>
+        <w:pBdr>
+          <w:left w:val="single" w:sz="20" w:color="28685E" w:space="7"/>
+        </w:pBdr>
+        <w:ind w:left="140"/>
       </w:pPr>
       <w:r>
+        <w:rPr>
+          <w:rFonts w:ascii="Arial" w:hAnsi="Arial"/>
+        </w:rPr>
         <w:t>PUPIL TASK / Autumn 1 · Week 6 · Lesson A</w:t>
       </w:r>
     </w:p>
@@ -372,6 +454,12 @@
         <w:pStyle w:val="Title"/>
       </w:pPr>
       <w:r>
+        <w:rPr>
+          <w:rFonts w:ascii="Arial" w:hAnsi="Arial"/>
+          <w:b/>
+          <w:color w:val="152B3A"/>
+          <w:sz w:val="48"/>
+        </w:rPr>
         <w:t>2. Sort the eight cards</w:t>
       </w:r>
     </w:p>
@@ -380,11 +468,19 @@
         <w:pStyle w:val="Subtitle"/>
       </w:pPr>
       <w:r>
+        <w:rPr>
+          <w:rFonts w:ascii="Arial" w:hAnsi="Arial"/>
+          <w:i w:val="0"/>
+          <w:sz w:val="22"/>
+        </w:rPr>
         <w:t>Write, draw, point or dictate as agreed with your teacher.</w:t>
       </w:r>
     </w:p>
     <w:p>
       <w:r>
+        <w:rPr>
+          <w:rFonts w:ascii="Arial" w:hAnsi="Arial"/>
+        </w:rPr>
         <w:t>Write, point to or place the broad group.</w:t>
       </w:r>
     </w:p>
@@ -396,18 +492,18 @@
         <w:tblW w:w="9866" w:type="dxa"/>
         <w:tblInd w:w="120" w:type="dxa"/>
         <w:tblCellMar>
-          <w:top w:w="100" w:type="dxa"/>
-          <w:left w:w="100" w:type="dxa"/>
-          <w:bottom w:w="100" w:type="dxa"/>
-          <w:right w:w="100" w:type="dxa"/>
+          <w:top w:w="95" w:type="dxa"/>
+          <w:left w:w="120" w:type="dxa"/>
+          <w:bottom w:w="95" w:type="dxa"/>
+          <w:right w:w="120" w:type="dxa"/>
         </w:tblCellMar>
         <w:tblBorders>
-          <w:top w:val="single" w:sz="4" w:color="ACBBB7"/>
-          <w:left w:val="single" w:sz="4" w:color="ACBBB7"/>
-          <w:bottom w:val="single" w:sz="4" w:color="ACBBB7"/>
-          <w:right w:val="single" w:sz="4" w:color="ACBBB7"/>
-          <w:insideH w:val="single" w:sz="4" w:color="ACBBB7"/>
-          <w:insideV w:val="single" w:sz="4" w:color="ACBBB7"/>
+          <w:top w:val="single" w:sz="4" w:color="9DB9AC"/>
+          <w:left w:val="single" w:sz="4" w:color="9DB9AC"/>
+          <w:bottom w:val="single" w:sz="4" w:color="9DB9AC"/>
+          <w:right w:val="single" w:sz="4" w:color="9DB9AC"/>
+          <w:insideH w:val="single" w:sz="4" w:color="9DB9AC"/>
+          <w:insideV w:val="single" w:sz="4" w:color="9DB9AC"/>
         </w:tblBorders>
       </w:tblPr>
       <w:tblGrid>
@@ -423,16 +519,17 @@
           <w:tcPr>
             <w:vAlign w:val="center"/>
             <w:tcW w:w="3654" w:type="dxa"/>
-            <w:shd w:fill="F7F4EC"/>
+            <w:shd w:fill="28685E" w:val="clear"/>
           </w:tcPr>
           <w:p>
             <w:pPr>
-              <w:spacing w:after="20" w:before="20"/>
+              <w:spacing w:after="20" w:before="20" w:line="250" w:lineRule="auto"/>
             </w:pPr>
             <w:r>
               <w:rPr>
+                <w:rFonts w:ascii="Arial" w:hAnsi="Arial"/>
                 <w:b/>
-                <w:color w:val="173348"/>
+                <w:color w:val="FFFFFF"/>
                 <w:sz w:val="22"/>
               </w:rPr>
               <w:t>Food card</w:t>
@@ -443,16 +540,17 @@
           <w:tcPr>
             <w:vAlign w:val="center"/>
             <w:tcW w:w="6212" w:type="dxa"/>
-            <w:shd w:fill="F7F4EC"/>
+            <w:shd w:fill="28685E" w:val="clear"/>
           </w:tcPr>
           <w:p>
             <w:pPr>
-              <w:spacing w:after="20" w:before="20"/>
+              <w:spacing w:after="20" w:before="20" w:line="250" w:lineRule="auto"/>
             </w:pPr>
             <w:r>
               <w:rPr>
+                <w:rFonts w:ascii="Arial" w:hAnsi="Arial"/>
                 <w:b/>
-                <w:color w:val="173348"/>
+                <w:color w:val="FFFFFF"/>
                 <w:sz w:val="22"/>
               </w:rPr>
               <w:t>Broad group</w:t>
@@ -469,13 +567,16 @@
           <w:tcPr>
             <w:vAlign w:val="center"/>
             <w:tcW w:w="3654" w:type="dxa"/>
+            <w:shd w:fill="F1F5F0" w:val="clear"/>
           </w:tcPr>
           <w:p>
             <w:pPr>
-              <w:spacing w:after="20" w:before="20"/>
+              <w:spacing w:after="20" w:before="20" w:line="250" w:lineRule="auto"/>
             </w:pPr>
             <w:r>
               <w:rPr>
+                <w:rFonts w:ascii="Arial" w:hAnsi="Arial"/>
+                <w:color w:val="152B3A"/>
                 <w:sz w:val="22"/>
               </w:rPr>
               <w:t>Rice</w:t>
@@ -486,13 +587,16 @@
           <w:tcPr>
             <w:vAlign w:val="center"/>
             <w:tcW w:w="6212" w:type="dxa"/>
+            <w:shd w:fill="F1F5F0" w:val="clear"/>
           </w:tcPr>
           <w:p>
             <w:pPr>
-              <w:spacing w:after="20" w:before="20"/>
+              <w:spacing w:after="20" w:before="20" w:line="250" w:lineRule="auto"/>
             </w:pPr>
             <w:r>
               <w:rPr>
+                <w:rFonts w:ascii="Arial" w:hAnsi="Arial"/>
+                <w:color w:val="152B3A"/>
                 <w:sz w:val="22"/>
               </w:rPr>
             </w:r>
@@ -508,13 +612,16 @@
           <w:tcPr>
             <w:vAlign w:val="center"/>
             <w:tcW w:w="3654" w:type="dxa"/>
+            <w:shd w:fill="FFFFFF" w:val="clear"/>
           </w:tcPr>
           <w:p>
             <w:pPr>
-              <w:spacing w:after="20" w:before="20"/>
+              <w:spacing w:after="20" w:before="20" w:line="250" w:lineRule="auto"/>
             </w:pPr>
             <w:r>
               <w:rPr>
+                <w:rFonts w:ascii="Arial" w:hAnsi="Arial"/>
+                <w:color w:val="152B3A"/>
                 <w:sz w:val="22"/>
               </w:rPr>
               <w:t>Bread</w:t>
@@ -525,13 +632,16 @@
           <w:tcPr>
             <w:vAlign w:val="center"/>
             <w:tcW w:w="6212" w:type="dxa"/>
+            <w:shd w:fill="FFFFFF" w:val="clear"/>
           </w:tcPr>
           <w:p>
             <w:pPr>
-              <w:spacing w:after="20" w:before="20"/>
+              <w:spacing w:after="20" w:before="20" w:line="250" w:lineRule="auto"/>
             </w:pPr>
             <w:r>
               <w:rPr>
+                <w:rFonts w:ascii="Arial" w:hAnsi="Arial"/>
+                <w:color w:val="152B3A"/>
                 <w:sz w:val="22"/>
               </w:rPr>
             </w:r>
@@ -547,13 +657,16 @@
           <w:tcPr>
             <w:vAlign w:val="center"/>
             <w:tcW w:w="3654" w:type="dxa"/>
+            <w:shd w:fill="F1F5F0" w:val="clear"/>
           </w:tcPr>
           <w:p>
             <w:pPr>
-              <w:spacing w:after="20" w:before="20"/>
+              <w:spacing w:after="20" w:before="20" w:line="250" w:lineRule="auto"/>
             </w:pPr>
             <w:r>
               <w:rPr>
+                <w:rFonts w:ascii="Arial" w:hAnsi="Arial"/>
+                <w:color w:val="152B3A"/>
                 <w:sz w:val="22"/>
               </w:rPr>
               <w:t>Carrot</w:t>
@@ -564,13 +677,16 @@
           <w:tcPr>
             <w:vAlign w:val="center"/>
             <w:tcW w:w="6212" w:type="dxa"/>
+            <w:shd w:fill="F1F5F0" w:val="clear"/>
           </w:tcPr>
           <w:p>
             <w:pPr>
-              <w:spacing w:after="20" w:before="20"/>
+              <w:spacing w:after="20" w:before="20" w:line="250" w:lineRule="auto"/>
             </w:pPr>
             <w:r>
               <w:rPr>
+                <w:rFonts w:ascii="Arial" w:hAnsi="Arial"/>
+                <w:color w:val="152B3A"/>
                 <w:sz w:val="22"/>
               </w:rPr>
             </w:r>
@@ -586,13 +702,16 @@
           <w:tcPr>
             <w:vAlign w:val="center"/>
             <w:tcW w:w="3654" w:type="dxa"/>
+            <w:shd w:fill="FFFFFF" w:val="clear"/>
           </w:tcPr>
           <w:p>
             <w:pPr>
-              <w:spacing w:after="20" w:before="20"/>
+              <w:spacing w:after="20" w:before="20" w:line="250" w:lineRule="auto"/>
             </w:pPr>
             <w:r>
               <w:rPr>
+                <w:rFonts w:ascii="Arial" w:hAnsi="Arial"/>
+                <w:color w:val="152B3A"/>
                 <w:sz w:val="22"/>
               </w:rPr>
               <w:t>Apple</w:t>
@@ -603,13 +722,16 @@
           <w:tcPr>
             <w:vAlign w:val="center"/>
             <w:tcW w:w="6212" w:type="dxa"/>
+            <w:shd w:fill="FFFFFF" w:val="clear"/>
           </w:tcPr>
           <w:p>
             <w:pPr>
-              <w:spacing w:after="20" w:before="20"/>
+              <w:spacing w:after="20" w:before="20" w:line="250" w:lineRule="auto"/>
             </w:pPr>
             <w:r>
               <w:rPr>
+                <w:rFonts w:ascii="Arial" w:hAnsi="Arial"/>
+                <w:color w:val="152B3A"/>
                 <w:sz w:val="22"/>
               </w:rPr>
             </w:r>
@@ -625,13 +747,16 @@
           <w:tcPr>
             <w:vAlign w:val="center"/>
             <w:tcW w:w="3654" w:type="dxa"/>
+            <w:shd w:fill="F1F5F0" w:val="clear"/>
           </w:tcPr>
           <w:p>
             <w:pPr>
-              <w:spacing w:after="20" w:before="20"/>
+              <w:spacing w:after="20" w:before="20" w:line="250" w:lineRule="auto"/>
             </w:pPr>
             <w:r>
               <w:rPr>
+                <w:rFonts w:ascii="Arial" w:hAnsi="Arial"/>
+                <w:color w:val="152B3A"/>
                 <w:sz w:val="22"/>
               </w:rPr>
               <w:t>Chicken</w:t>
@@ -642,13 +767,16 @@
           <w:tcPr>
             <w:vAlign w:val="center"/>
             <w:tcW w:w="6212" w:type="dxa"/>
+            <w:shd w:fill="F1F5F0" w:val="clear"/>
           </w:tcPr>
           <w:p>
             <w:pPr>
-              <w:spacing w:after="20" w:before="20"/>
+              <w:spacing w:after="20" w:before="20" w:line="250" w:lineRule="auto"/>
             </w:pPr>
             <w:r>
               <w:rPr>
+                <w:rFonts w:ascii="Arial" w:hAnsi="Arial"/>
+                <w:color w:val="152B3A"/>
                 <w:sz w:val="22"/>
               </w:rPr>
             </w:r>
@@ -664,13 +792,16 @@
           <w:tcPr>
             <w:vAlign w:val="center"/>
             <w:tcW w:w="3654" w:type="dxa"/>
+            <w:shd w:fill="FFFFFF" w:val="clear"/>
           </w:tcPr>
           <w:p>
             <w:pPr>
-              <w:spacing w:after="20" w:before="20"/>
+              <w:spacing w:after="20" w:before="20" w:line="250" w:lineRule="auto"/>
             </w:pPr>
             <w:r>
               <w:rPr>
+                <w:rFonts w:ascii="Arial" w:hAnsi="Arial"/>
+                <w:color w:val="152B3A"/>
                 <w:sz w:val="22"/>
               </w:rPr>
               <w:t>Beans</w:t>
@@ -681,13 +812,16 @@
           <w:tcPr>
             <w:vAlign w:val="center"/>
             <w:tcW w:w="6212" w:type="dxa"/>
+            <w:shd w:fill="FFFFFF" w:val="clear"/>
           </w:tcPr>
           <w:p>
             <w:pPr>
-              <w:spacing w:after="20" w:before="20"/>
+              <w:spacing w:after="20" w:before="20" w:line="250" w:lineRule="auto"/>
             </w:pPr>
             <w:r>
               <w:rPr>
+                <w:rFonts w:ascii="Arial" w:hAnsi="Arial"/>
+                <w:color w:val="152B3A"/>
                 <w:sz w:val="22"/>
               </w:rPr>
             </w:r>
@@ -703,13 +837,16 @@
           <w:tcPr>
             <w:vAlign w:val="center"/>
             <w:tcW w:w="3654" w:type="dxa"/>
+            <w:shd w:fill="F1F5F0" w:val="clear"/>
           </w:tcPr>
           <w:p>
             <w:pPr>
-              <w:spacing w:after="20" w:before="20"/>
+              <w:spacing w:after="20" w:before="20" w:line="250" w:lineRule="auto"/>
             </w:pPr>
             <w:r>
               <w:rPr>
+                <w:rFonts w:ascii="Arial" w:hAnsi="Arial"/>
+                <w:color w:val="152B3A"/>
                 <w:sz w:val="22"/>
               </w:rPr>
               <w:t>Milk</w:t>
@@ -720,13 +857,16 @@
           <w:tcPr>
             <w:vAlign w:val="center"/>
             <w:tcW w:w="6212" w:type="dxa"/>
+            <w:shd w:fill="F1F5F0" w:val="clear"/>
           </w:tcPr>
           <w:p>
             <w:pPr>
-              <w:spacing w:after="20" w:before="20"/>
+              <w:spacing w:after="20" w:before="20" w:line="250" w:lineRule="auto"/>
             </w:pPr>
             <w:r>
               <w:rPr>
+                <w:rFonts w:ascii="Arial" w:hAnsi="Arial"/>
+                <w:color w:val="152B3A"/>
                 <w:sz w:val="22"/>
               </w:rPr>
             </w:r>
@@ -742,13 +882,16 @@
           <w:tcPr>
             <w:vAlign w:val="center"/>
             <w:tcW w:w="3654" w:type="dxa"/>
+            <w:shd w:fill="FFFFFF" w:val="clear"/>
           </w:tcPr>
           <w:p>
             <w:pPr>
-              <w:spacing w:after="20" w:before="20"/>
+              <w:spacing w:after="20" w:before="20" w:line="250" w:lineRule="auto"/>
             </w:pPr>
             <w:r>
               <w:rPr>
+                <w:rFonts w:ascii="Arial" w:hAnsi="Arial"/>
+                <w:color w:val="152B3A"/>
                 <w:sz w:val="22"/>
               </w:rPr>
               <w:t>Fortified soya alternative</w:t>
@@ -759,13 +902,16 @@
           <w:tcPr>
             <w:vAlign w:val="center"/>
             <w:tcW w:w="6212" w:type="dxa"/>
+            <w:shd w:fill="FFFFFF" w:val="clear"/>
           </w:tcPr>
           <w:p>
             <w:pPr>
-              <w:spacing w:after="20" w:before="20"/>
+              <w:spacing w:after="20" w:before="20" w:line="250" w:lineRule="auto"/>
             </w:pPr>
             <w:r>
               <w:rPr>
+                <w:rFonts w:ascii="Arial" w:hAnsi="Arial"/>
+                <w:color w:val="152B3A"/>
                 <w:sz w:val="22"/>
               </w:rPr>
             </w:r>
@@ -777,11 +923,14 @@
       <w:pPr>
         <w:pStyle w:val="ResponseLine"/>
         <w:pBdr>
-          <w:bottom w:val="single" w:sz="3" w:space="1" w:color="ACBBB7"/>
+          <w:bottom w:val="single" w:sz="4" w:space="1" w:color="9DB9AC"/>
           <w:between w:val="single" w:sz="3" w:space="1" w:color="ACBBB7"/>
         </w:pBdr>
       </w:pPr>
       <w:r>
+        <w:rPr>
+          <w:rFonts w:ascii="Arial" w:hAnsi="Arial"/>
+        </w:rPr>
         <w:t xml:space="preserve"> </w:t>
       </w:r>
     </w:p>
@@ -789,11 +938,14 @@
       <w:pPr>
         <w:pStyle w:val="ResponseLine"/>
         <w:pBdr>
-          <w:bottom w:val="single" w:sz="3" w:space="1" w:color="ACBBB7"/>
+          <w:bottom w:val="single" w:sz="4" w:space="1" w:color="9DB9AC"/>
           <w:between w:val="single" w:sz="3" w:space="1" w:color="ACBBB7"/>
         </w:pBdr>
       </w:pPr>
       <w:r>
+        <w:rPr>
+          <w:rFonts w:ascii="Arial" w:hAnsi="Arial"/>
+        </w:rPr>
         <w:t xml:space="preserve"> </w:t>
       </w:r>
     </w:p>
@@ -801,8 +953,15 @@
       <w:pPr>
         <w:pStyle w:val="Kicker"/>
         <w:pageBreakBefore/>
+        <w:pBdr>
+          <w:left w:val="single" w:sz="20" w:color="28685E" w:space="7"/>
+        </w:pBdr>
+        <w:ind w:left="140"/>
       </w:pPr>
       <w:r>
+        <w:rPr>
+          <w:rFonts w:ascii="Arial" w:hAnsi="Arial"/>
+        </w:rPr>
         <w:t>PUPIL TASK / Autumn 1 · Week 6 · Lesson A</w:t>
       </w:r>
     </w:p>
@@ -811,6 +970,12 @@
         <w:pStyle w:val="Title"/>
       </w:pPr>
       <w:r>
+        <w:rPr>
+          <w:rFonts w:ascii="Arial" w:hAnsi="Arial"/>
+          <w:b/>
+          <w:color w:val="152B3A"/>
+          <w:sz w:val="48"/>
+        </w:rPr>
         <w:t>3. Check the claims</w:t>
       </w:r>
     </w:p>
@@ -819,11 +984,19 @@
         <w:pStyle w:val="Subtitle"/>
       </w:pPr>
       <w:r>
+        <w:rPr>
+          <w:rFonts w:ascii="Arial" w:hAnsi="Arial"/>
+          <w:i w:val="0"/>
+          <w:sz w:val="22"/>
+        </w:rPr>
         <w:t>Write, draw, point or dictate as agreed with your teacher.</w:t>
       </w:r>
     </w:p>
     <w:p>
       <w:r>
+        <w:rPr>
+          <w:rFonts w:ascii="Arial" w:hAnsi="Arial"/>
+        </w:rPr>
         <w:t>Use groups and variety in your explanation.</w:t>
       </w:r>
     </w:p>
@@ -835,6 +1008,9 @@
         </w:numPr>
       </w:pPr>
       <w:r>
+        <w:rPr>
+          <w:rFonts w:ascii="Arial" w:hAnsi="Arial"/>
+        </w:rPr>
         <w:t>“Every meal must copy the guide.” I think ___ because ___.</w:t>
       </w:r>
     </w:p>
@@ -846,6 +1022,9 @@
         </w:numPr>
       </w:pPr>
       <w:r>
+        <w:rPr>
+          <w:rFonts w:ascii="Arial" w:hAnsi="Arial"/>
+        </w:rPr>
         <w:t>“Foods from only one group show balance.” I think ___ because ___.</w:t>
       </w:r>
     </w:p>
@@ -857,6 +1036,9 @@
         </w:numPr>
       </w:pPr>
       <w:r>
+        <w:rPr>
+          <w:rFonts w:ascii="Arial" w:hAnsi="Arial"/>
+        </w:rPr>
         <w:t>“Foods we eat sometimes are banned.” I think ___ because ___.</w:t>
       </w:r>
     </w:p>
@@ -864,11 +1046,14 @@
       <w:pPr>
         <w:pStyle w:val="ResponseLine"/>
         <w:pBdr>
-          <w:bottom w:val="single" w:sz="3" w:space="1" w:color="ACBBB7"/>
+          <w:bottom w:val="single" w:sz="4" w:space="1" w:color="9DB9AC"/>
           <w:between w:val="single" w:sz="3" w:space="1" w:color="ACBBB7"/>
         </w:pBdr>
       </w:pPr>
       <w:r>
+        <w:rPr>
+          <w:rFonts w:ascii="Arial" w:hAnsi="Arial"/>
+        </w:rPr>
         <w:t xml:space="preserve"> </w:t>
       </w:r>
     </w:p>
@@ -876,11 +1061,14 @@
       <w:pPr>
         <w:pStyle w:val="ResponseLine"/>
         <w:pBdr>
-          <w:bottom w:val="single" w:sz="3" w:space="1" w:color="ACBBB7"/>
+          <w:bottom w:val="single" w:sz="4" w:space="1" w:color="9DB9AC"/>
           <w:between w:val="single" w:sz="3" w:space="1" w:color="ACBBB7"/>
         </w:pBdr>
       </w:pPr>
       <w:r>
+        <w:rPr>
+          <w:rFonts w:ascii="Arial" w:hAnsi="Arial"/>
+        </w:rPr>
         <w:t xml:space="preserve"> </w:t>
       </w:r>
     </w:p>
@@ -888,11 +1076,14 @@
       <w:pPr>
         <w:pStyle w:val="ResponseLine"/>
         <w:pBdr>
-          <w:bottom w:val="single" w:sz="3" w:space="1" w:color="ACBBB7"/>
+          <w:bottom w:val="single" w:sz="4" w:space="1" w:color="9DB9AC"/>
           <w:between w:val="single" w:sz="3" w:space="1" w:color="ACBBB7"/>
         </w:pBdr>
       </w:pPr>
       <w:r>
+        <w:rPr>
+          <w:rFonts w:ascii="Arial" w:hAnsi="Arial"/>
+        </w:rPr>
         <w:t xml:space="preserve"> </w:t>
       </w:r>
     </w:p>
@@ -900,11 +1091,14 @@
       <w:pPr>
         <w:pStyle w:val="ResponseLine"/>
         <w:pBdr>
-          <w:bottom w:val="single" w:sz="3" w:space="1" w:color="ACBBB7"/>
+          <w:bottom w:val="single" w:sz="4" w:space="1" w:color="9DB9AC"/>
           <w:between w:val="single" w:sz="3" w:space="1" w:color="ACBBB7"/>
         </w:pBdr>
       </w:pPr>
       <w:r>
+        <w:rPr>
+          <w:rFonts w:ascii="Arial" w:hAnsi="Arial"/>
+        </w:rPr>
         <w:t xml:space="preserve"> </w:t>
       </w:r>
     </w:p>
@@ -912,11 +1106,14 @@
       <w:pPr>
         <w:pStyle w:val="ResponseLine"/>
         <w:pBdr>
-          <w:bottom w:val="single" w:sz="3" w:space="1" w:color="ACBBB7"/>
+          <w:bottom w:val="single" w:sz="4" w:space="1" w:color="9DB9AC"/>
           <w:between w:val="single" w:sz="3" w:space="1" w:color="ACBBB7"/>
         </w:pBdr>
       </w:pPr>
       <w:r>
+        <w:rPr>
+          <w:rFonts w:ascii="Arial" w:hAnsi="Arial"/>
+        </w:rPr>
         <w:t xml:space="preserve"> </w:t>
       </w:r>
     </w:p>
@@ -924,11 +1121,14 @@
       <w:pPr>
         <w:pStyle w:val="ResponseLine"/>
         <w:pBdr>
-          <w:bottom w:val="single" w:sz="3" w:space="1" w:color="ACBBB7"/>
+          <w:bottom w:val="single" w:sz="4" w:space="1" w:color="9DB9AC"/>
           <w:between w:val="single" w:sz="3" w:space="1" w:color="ACBBB7"/>
         </w:pBdr>
       </w:pPr>
       <w:r>
+        <w:rPr>
+          <w:rFonts w:ascii="Arial" w:hAnsi="Arial"/>
+        </w:rPr>
         <w:t xml:space="preserve"> </w:t>
       </w:r>
     </w:p>
@@ -936,11 +1136,14 @@
       <w:pPr>
         <w:pStyle w:val="ResponseLine"/>
         <w:pBdr>
-          <w:bottom w:val="single" w:sz="3" w:space="1" w:color="ACBBB7"/>
+          <w:bottom w:val="single" w:sz="4" w:space="1" w:color="9DB9AC"/>
           <w:between w:val="single" w:sz="3" w:space="1" w:color="ACBBB7"/>
         </w:pBdr>
       </w:pPr>
       <w:r>
+        <w:rPr>
+          <w:rFonts w:ascii="Arial" w:hAnsi="Arial"/>
+        </w:rPr>
         <w:t xml:space="preserve"> </w:t>
       </w:r>
     </w:p>
@@ -948,8 +1151,15 @@
       <w:pPr>
         <w:pStyle w:val="Kicker"/>
         <w:pageBreakBefore/>
+        <w:pBdr>
+          <w:left w:val="single" w:sz="20" w:color="28685E" w:space="7"/>
+        </w:pBdr>
+        <w:ind w:left="140"/>
       </w:pPr>
       <w:r>
+        <w:rPr>
+          <w:rFonts w:ascii="Arial" w:hAnsi="Arial"/>
+        </w:rPr>
         <w:t>PUPIL TASK / Autumn 1 · Week 6 · Lesson A</w:t>
       </w:r>
     </w:p>
@@ -958,6 +1168,12 @@
         <w:pStyle w:val="Title"/>
       </w:pPr>
       <w:r>
+        <w:rPr>
+          <w:rFonts w:ascii="Arial" w:hAnsi="Arial"/>
+          <w:b/>
+          <w:color w:val="152B3A"/>
+          <w:sz w:val="48"/>
+        </w:rPr>
         <w:t>4. A swap with a reason</w:t>
       </w:r>
     </w:p>
@@ -966,11 +1182,19 @@
         <w:pStyle w:val="Subtitle"/>
       </w:pPr>
       <w:r>
+        <w:rPr>
+          <w:rFonts w:ascii="Arial" w:hAnsi="Arial"/>
+          <w:i w:val="0"/>
+          <w:sz w:val="22"/>
+        </w:rPr>
         <w:t>Write, draw, point or dictate as agreed with your teacher.</w:t>
       </w:r>
     </w:p>
     <w:p>
       <w:r>
+        <w:rPr>
+          <w:rFonts w:ascii="Arial" w:hAnsi="Arial"/>
+        </w:rPr>
         <w:t>Choose rice/bread or chicken/beans. Show the first and revised food choice.</w:t>
       </w:r>
     </w:p>
@@ -982,6 +1206,9 @@
         </w:numPr>
       </w:pPr>
       <w:r>
+        <w:rPr>
+          <w:rFonts w:ascii="Arial" w:hAnsi="Arial"/>
+        </w:rPr>
         <w:t>First card: ___. Replacement: ___.</w:t>
       </w:r>
     </w:p>
@@ -993,6 +1220,9 @@
         </w:numPr>
       </w:pPr>
       <w:r>
+        <w:rPr>
+          <w:rFonts w:ascii="Arial" w:hAnsi="Arial"/>
+        </w:rPr>
         <w:t>Both fit the broad ___ group because ___.</w:t>
       </w:r>
     </w:p>
@@ -1004,6 +1234,9 @@
         </w:numPr>
       </w:pPr>
       <w:r>
+        <w:rPr>
+          <w:rFonts w:ascii="Arial" w:hAnsi="Arial"/>
+        </w:rPr>
         <w:t>One thing this card model does not show: ___.</w:t>
       </w:r>
     </w:p>
@@ -1011,11 +1244,14 @@
       <w:pPr>
         <w:pStyle w:val="ResponseLine"/>
         <w:pBdr>
-          <w:bottom w:val="single" w:sz="3" w:space="1" w:color="ACBBB7"/>
+          <w:bottom w:val="single" w:sz="4" w:space="1" w:color="9DB9AC"/>
           <w:between w:val="single" w:sz="3" w:space="1" w:color="ACBBB7"/>
         </w:pBdr>
       </w:pPr>
       <w:r>
+        <w:rPr>
+          <w:rFonts w:ascii="Arial" w:hAnsi="Arial"/>
+        </w:rPr>
         <w:t xml:space="preserve"> </w:t>
       </w:r>
     </w:p>
@@ -1023,11 +1259,14 @@
       <w:pPr>
         <w:pStyle w:val="ResponseLine"/>
         <w:pBdr>
-          <w:bottom w:val="single" w:sz="3" w:space="1" w:color="ACBBB7"/>
+          <w:bottom w:val="single" w:sz="4" w:space="1" w:color="9DB9AC"/>
           <w:between w:val="single" w:sz="3" w:space="1" w:color="ACBBB7"/>
         </w:pBdr>
       </w:pPr>
       <w:r>
+        <w:rPr>
+          <w:rFonts w:ascii="Arial" w:hAnsi="Arial"/>
+        </w:rPr>
         <w:t xml:space="preserve"> </w:t>
       </w:r>
     </w:p>
@@ -1035,11 +1274,14 @@
       <w:pPr>
         <w:pStyle w:val="ResponseLine"/>
         <w:pBdr>
-          <w:bottom w:val="single" w:sz="3" w:space="1" w:color="ACBBB7"/>
+          <w:bottom w:val="single" w:sz="4" w:space="1" w:color="9DB9AC"/>
           <w:between w:val="single" w:sz="3" w:space="1" w:color="ACBBB7"/>
         </w:pBdr>
       </w:pPr>
       <w:r>
+        <w:rPr>
+          <w:rFonts w:ascii="Arial" w:hAnsi="Arial"/>
+        </w:rPr>
         <w:t xml:space="preserve"> </w:t>
       </w:r>
     </w:p>
@@ -1047,11 +1289,14 @@
       <w:pPr>
         <w:pStyle w:val="ResponseLine"/>
         <w:pBdr>
-          <w:bottom w:val="single" w:sz="3" w:space="1" w:color="ACBBB7"/>
+          <w:bottom w:val="single" w:sz="4" w:space="1" w:color="9DB9AC"/>
           <w:between w:val="single" w:sz="3" w:space="1" w:color="ACBBB7"/>
         </w:pBdr>
       </w:pPr>
       <w:r>
+        <w:rPr>
+          <w:rFonts w:ascii="Arial" w:hAnsi="Arial"/>
+        </w:rPr>
         <w:t xml:space="preserve"> </w:t>
       </w:r>
     </w:p>
@@ -1059,11 +1304,14 @@
       <w:pPr>
         <w:pStyle w:val="ResponseLine"/>
         <w:pBdr>
-          <w:bottom w:val="single" w:sz="3" w:space="1" w:color="ACBBB7"/>
+          <w:bottom w:val="single" w:sz="4" w:space="1" w:color="9DB9AC"/>
           <w:between w:val="single" w:sz="3" w:space="1" w:color="ACBBB7"/>
         </w:pBdr>
       </w:pPr>
       <w:r>
+        <w:rPr>
+          <w:rFonts w:ascii="Arial" w:hAnsi="Arial"/>
+        </w:rPr>
         <w:t xml:space="preserve"> </w:t>
       </w:r>
     </w:p>
@@ -1071,19 +1319,28 @@
       <w:pPr>
         <w:pStyle w:val="ResponseLine"/>
         <w:pBdr>
-          <w:bottom w:val="single" w:sz="3" w:space="1" w:color="ACBBB7"/>
+          <w:bottom w:val="single" w:sz="4" w:space="1" w:color="9DB9AC"/>
           <w:between w:val="single" w:sz="3" w:space="1" w:color="ACBBB7"/>
         </w:pBdr>
       </w:pPr>
       <w:r>
+        <w:rPr>
+          <w:rFonts w:ascii="Arial" w:hAnsi="Arial"/>
+        </w:rPr>
         <w:t xml:space="preserve"> </w:t>
       </w:r>
     </w:p>
     <w:p>
       <w:pPr>
         <w:pStyle w:val="Heading1"/>
+        <w:pBdr>
+          <w:bottom w:val="single" w:sz="6" w:color="DCE7DD" w:space="4"/>
+        </w:pBdr>
       </w:pPr>
       <w:r>
+        <w:rPr>
+          <w:rFonts w:ascii="Arial" w:hAnsi="Arial"/>
+        </w:rPr>
         <w:t>Choose a response route</w:t>
       </w:r>
     </w:p>
@@ -1092,57 +1349,91 @@
         <w:pStyle w:val="Small"/>
       </w:pPr>
       <w:r>
+        <w:rPr>
+          <w:rFonts w:ascii="Arial" w:hAnsi="Arial"/>
+        </w:rPr>
         <w:t>Agree one route with your teacher; you do not need every route.</w:t>
       </w:r>
     </w:p>
     <w:p>
       <w:pPr>
         <w:pStyle w:val="Heading1"/>
+        <w:pBdr>
+          <w:bottom w:val="single" w:sz="6" w:color="DCE7DD" w:space="4"/>
+        </w:pBdr>
       </w:pPr>
       <w:r>
+        <w:rPr>
+          <w:rFonts w:ascii="Arial" w:hAnsi="Arial"/>
+        </w:rPr>
         <w:t>Supported</w:t>
       </w:r>
     </w:p>
     <w:p>
       <w:r>
+        <w:rPr>
+          <w:rFonts w:ascii="Arial" w:hAnsi="Arial"/>
+        </w:rPr>
         <w:t>Point or direct food cards to clearly worded groups with an adult reader.</w:t>
       </w:r>
     </w:p>
     <w:p>
       <w:pPr>
         <w:pStyle w:val="Heading1"/>
+        <w:pBdr>
+          <w:bottom w:val="single" w:sz="6" w:color="DCE7DD" w:space="4"/>
+        </w:pBdr>
       </w:pPr>
       <w:r>
+        <w:rPr>
+          <w:rFonts w:ascii="Arial" w:hAnsi="Arial"/>
+        </w:rPr>
         <w:t>Standard</w:t>
       </w:r>
     </w:p>
     <w:p>
       <w:r>
+        <w:rPr>
+          <w:rFonts w:ascii="Arial" w:hAnsi="Arial"/>
+        </w:rPr>
         <w:t>Sort eight foods and explain balance over a day/week.</w:t>
       </w:r>
     </w:p>
     <w:p>
       <w:pPr>
         <w:pStyle w:val="Heading1"/>
+        <w:pBdr>
+          <w:bottom w:val="single" w:sz="6" w:color="DCE7DD" w:space="4"/>
+        </w:pBdr>
       </w:pPr>
       <w:r>
+        <w:rPr>
+          <w:rFonts w:ascii="Arial" w:hAnsi="Arial"/>
+        </w:rPr>
         <w:t>Stretch</w:t>
       </w:r>
     </w:p>
     <w:p>
       <w:r>
+        <w:rPr>
+          <w:rFonts w:ascii="Arial" w:hAnsi="Arial"/>
+        </w:rPr>
         <w:t>Justify a group-preserving swap and explain a limitation of the model.</w:t>
       </w:r>
     </w:p>
     <w:p>
       <w:pPr>
         <w:pStyle w:val="Callout"/>
-        <w:shd w:fill="F7F4EC"/>
+        <w:shd w:fill="F1F5F0" w:val="clear"/>
         <w:pBdr>
-          <w:left w:val="single" w:sz="18" w:space="8" w:color="28675C"/>
+          <w:left w:val="single" w:sz="20" w:space="8" w:color="28685E"/>
         </w:pBdr>
+        <w:ind w:left="140" w:right="60"/>
       </w:pPr>
       <w:r>
+        <w:rPr>
+          <w:rFonts w:ascii="Arial" w:hAnsi="Arial"/>
+        </w:rPr>
         <w:t>Keep this record for Wednesday Week 6.</w:t>
       </w:r>
     </w:p>
@@ -1165,6 +1456,11 @@
       <w:pStyle w:val="Small"/>
     </w:pPr>
     <w:r>
+      <w:rPr>
+        <w:rFonts w:ascii="Arial" w:hAnsi="Arial"/>
+        <w:color w:val="54656C"/>
+        <w:sz w:val="17"/>
+      </w:rPr>
       <w:t xml:space="preserve">Autumn 1 · Week 6 · Lesson A  |  Pupil materials  |  </w:t>
     </w:r>
     <w:fldSimple w:instr="PAGE"/>
@@ -1177,8 +1473,14 @@
   <w:p>
     <w:pPr>
       <w:pStyle w:val="Kicker"/>
+      <w:pBdr>
+        <w:bottom w:val="single" w:sz="8" w:color="DCE7DD" w:space="5"/>
+      </w:pBdr>
     </w:pPr>
     <w:r>
+      <w:rPr>
+        <w:rFonts w:ascii="Arial" w:hAnsi="Arial"/>
+      </w:rPr>
       <w:drawing>
         <wp:inline xmlns:a="http://schemas.openxmlformats.org/drawingml/2006/main" xmlns:pic="http://schemas.openxmlformats.org/drawingml/2006/picture">
           <wp:extent cx="270000" cy="270000"/>
@@ -1213,6 +1515,9 @@
       </w:drawing>
     </w:r>
     <w:r>
+      <w:rPr>
+        <w:rFonts w:ascii="Arial" w:hAnsi="Arial"/>
+      </w:rPr>
       <w:t xml:space="preserve">  MADE BY MATT  /  BUILD SCIENCE</w:t>
     </w:r>
   </w:p>
@@ -1617,13 +1922,14 @@
     <w:qFormat/>
     <w:rsid w:val="00FC693F"/>
     <w:pPr>
-      <w:spacing w:before="0" w:after="120" w:line="250" w:lineRule="auto"/>
+      <w:widowControl/>
+      <w:spacing w:before="0" w:after="120" w:line="257" w:lineRule="auto"/>
     </w:pPr>
     <w:rPr>
       <w:rFonts w:ascii="Arial" w:hAnsi="Arial" w:eastAsia="Arial" w:cs="Arial"/>
       <w:b w:val="0"/>
-      <w:color w:val="25343E"/>
-      <w:sz w:val="24"/>
+      <w:color w:val="152B3A"/>
+      <w:sz w:val="22"/>
     </w:rPr>
   </w:style>
   <w:style w:type="paragraph" w:styleId="Header">
@@ -1681,15 +1987,16 @@
     <w:pPr>
       <w:keepNext/>
       <w:keepLines/>
-      <w:spacing w:before="220" w:after="120" w:line="250" w:lineRule="auto"/>
+      <w:widowControl/>
+      <w:spacing w:before="200" w:after="120" w:line="254" w:lineRule="auto"/>
       <w:outlineLvl w:val="0"/>
     </w:pPr>
     <w:rPr>
       <w:rFonts w:ascii="Arial" w:hAnsi="Arial" w:eastAsia="Arial" w:cs="Arial"/>
       <w:b/>
       <w:bCs/>
-      <w:color w:val="28675C"/>
-      <w:sz w:val="32"/>
+      <w:color w:val="28685E"/>
+      <w:sz w:val="30"/>
       <w:szCs w:val="28"/>
     </w:rPr>
   </w:style>
@@ -1705,14 +2012,15 @@
     <w:pPr>
       <w:keepNext/>
       <w:keepLines/>
-      <w:spacing w:before="140" w:after="120" w:line="250" w:lineRule="auto"/>
+      <w:widowControl/>
+      <w:spacing w:before="140" w:after="80" w:line="254" w:lineRule="auto"/>
       <w:outlineLvl w:val="1"/>
     </w:pPr>
     <w:rPr>
       <w:rFonts w:ascii="Arial" w:hAnsi="Arial" w:eastAsia="Arial" w:cs="Arial"/>
       <w:b/>
       <w:bCs/>
-      <w:color w:val="173348"/>
+      <w:color w:val="152B3A"/>
       <w:sz w:val="24"/>
       <w:szCs w:val="26"/>
     </w:rPr>
@@ -1968,13 +2276,14 @@
     <w:rsid w:val="00FC693F"/>
     <w:pPr>
       <w:keepNext/>
-      <w:spacing w:after="120" w:line="250" w:lineRule="auto" w:before="0"/>
+      <w:widowControl/>
+      <w:spacing w:after="140" w:line="250" w:lineRule="auto" w:before="0"/>
       <w:contextualSpacing/>
     </w:pPr>
     <w:rPr>
       <w:rFonts w:ascii="Arial" w:hAnsi="Arial" w:eastAsia="Arial" w:cs="Arial"/>
-      <w:b w:val="0"/>
-      <w:color w:val="173348"/>
+      <w:b/>
+      <w:color w:val="152B3A"/>
       <w:spacing w:val="5"/>
       <w:kern w:val="28"/>
       <w:sz w:val="48"/>
@@ -2006,19 +2315,20 @@
     <w:rsid w:val="00FC693F"/>
     <w:pPr>
       <w:keepNext/>
+      <w:widowControl/>
       <w:numPr>
         <w:ilvl w:val="1"/>
       </w:numPr>
-      <w:spacing w:before="0" w:after="120" w:line="250" w:lineRule="auto"/>
+      <w:spacing w:before="0" w:after="200" w:line="252" w:lineRule="auto"/>
     </w:pPr>
     <w:rPr>
       <w:rFonts w:ascii="Arial" w:hAnsi="Arial" w:eastAsia="Arial" w:cs="Arial"/>
       <w:b w:val="0"/>
-      <w:i/>
+      <w:i w:val="0"/>
       <w:iCs/>
-      <w:color w:val="53626A"/>
+      <w:color w:val="54656C"/>
       <w:spacing w:val="15"/>
-      <w:sz w:val="24"/>
+      <w:sz w:val="22"/>
       <w:szCs w:val="24"/>
     </w:rPr>
   </w:style>
@@ -13313,48 +13623,53 @@
   <w:style w:type="paragraph" w:customStyle="1" w:styleId="Kicker">
     <w:name w:val="Kicker"/>
     <w:pPr>
-      <w:spacing w:before="0" w:after="120" w:line="250" w:lineRule="auto"/>
+      <w:keepNext/>
+      <w:widowControl/>
+      <w:spacing w:before="0" w:after="140" w:line="250" w:lineRule="auto"/>
     </w:pPr>
     <w:rPr>
       <w:rFonts w:ascii="Arial" w:hAnsi="Arial" w:eastAsia="Arial" w:cs="Arial"/>
       <w:b/>
-      <w:color w:val="28675C"/>
+      <w:color w:val="28685E"/>
       <w:sz w:val="18"/>
     </w:rPr>
   </w:style>
   <w:style w:type="paragraph" w:customStyle="1" w:styleId="Small">
     <w:name w:val="Small"/>
     <w:pPr>
-      <w:spacing w:before="0" w:after="120" w:line="250" w:lineRule="auto"/>
+      <w:widowControl/>
+      <w:spacing w:before="0" w:after="120" w:line="254" w:lineRule="auto"/>
     </w:pPr>
     <w:rPr>
       <w:rFonts w:ascii="Arial" w:hAnsi="Arial" w:eastAsia="Arial" w:cs="Arial"/>
       <w:b w:val="0"/>
-      <w:color w:val="53626A"/>
+      <w:color w:val="54656C"/>
       <w:sz w:val="18"/>
     </w:rPr>
   </w:style>
   <w:style w:type="paragraph" w:customStyle="1" w:styleId="ResponseLine">
     <w:name w:val="ResponseLine"/>
     <w:pPr>
-      <w:spacing w:before="0" w:after="0" w:line="440" w:lineRule="exact"/>
+      <w:widowControl/>
+      <w:spacing w:before="0" w:after="0" w:line="480" w:lineRule="exact"/>
     </w:pPr>
     <w:rPr>
       <w:rFonts w:ascii="Arial" w:hAnsi="Arial" w:eastAsia="Arial" w:cs="Arial"/>
       <w:b w:val="0"/>
-      <w:color w:val="25343E"/>
+      <w:color w:val="152B3A"/>
       <w:sz w:val="24"/>
     </w:rPr>
   </w:style>
   <w:style w:type="paragraph" w:customStyle="1" w:styleId="Callout">
     <w:name w:val="Callout"/>
     <w:pPr>
-      <w:spacing w:before="120" w:after="160" w:line="250" w:lineRule="auto"/>
+      <w:widowControl/>
+      <w:spacing w:before="120" w:after="180" w:line="254" w:lineRule="auto"/>
     </w:pPr>
     <w:rPr>
       <w:rFonts w:ascii="Arial" w:hAnsi="Arial" w:eastAsia="Arial" w:cs="Arial"/>
       <w:b w:val="0"/>
-      <w:color w:val="25343E"/>
+      <w:color w:val="152B3A"/>
       <w:sz w:val="22"/>
     </w:rPr>
   </w:style>
